--- a/python/5. 비시퀀스 메서드와 해시테이블.docx
+++ b/python/5. 비시퀀스 메서드와 해시테이블.docx
@@ -7,13 +7,35 @@
         <w:ind w:left="210"/>
         <w:jc w:val="center"/>
         <w:rPr>
-          <w:rFonts w:ascii="굴림" w:eastAsia="굴림" w:hAnsi="굴림"/>
+          <w:rFonts w:ascii="굴림" w:eastAsia="굴림" w:hAnsi="굴림" w:hint="eastAsia"/>
           <w:b/>
           <w:bCs/>
           <w:sz w:val="20"/>
           <w:szCs w:val="20"/>
         </w:rPr>
       </w:pPr>
+      <w:proofErr w:type="spellStart"/>
+      <w:r>
+        <w:rPr>
+          <w:rFonts w:ascii="굴림" w:eastAsia="굴림" w:hAnsi="굴림" w:hint="eastAsia"/>
+          <w:b/>
+          <w:bCs/>
+          <w:sz w:val="20"/>
+          <w:szCs w:val="20"/>
+        </w:rPr>
+        <w:t>비시퀀스</w:t>
+      </w:r>
+      <w:proofErr w:type="spellEnd"/>
+      <w:r>
+        <w:rPr>
+          <w:rFonts w:ascii="굴림" w:eastAsia="굴림" w:hAnsi="굴림" w:hint="eastAsia"/>
+          <w:b/>
+          <w:bCs/>
+          <w:sz w:val="20"/>
+          <w:szCs w:val="20"/>
+        </w:rPr>
+        <w:t xml:space="preserve"> 메서드와 해시테이블</w:t>
+      </w:r>
     </w:p>
     <w:p>
       <w:pPr>
@@ -154,7 +176,7 @@
           <w:numId w:val="5"/>
         </w:numPr>
         <w:rPr>
-          <w:rFonts w:ascii="굴림" w:eastAsia="굴림" w:hAnsi="굴림" w:hint="eastAsia"/>
+          <w:rFonts w:ascii="굴림" w:eastAsia="굴림" w:hAnsi="굴림"/>
           <w:sz w:val="20"/>
           <w:szCs w:val="20"/>
         </w:rPr>
@@ -569,25 +591,7 @@
           <w:sz w:val="20"/>
           <w:szCs w:val="20"/>
         </w:rPr>
-        <w:t xml:space="preserve"> </w:t>
-      </w:r>
-      <w:proofErr w:type="spellStart"/>
-      <w:r>
-        <w:rPr>
-          <w:rFonts w:ascii="굴림" w:eastAsia="굴림" w:hAnsi="굴림" w:hint="eastAsia"/>
-          <w:sz w:val="20"/>
-          <w:szCs w:val="20"/>
-        </w:rPr>
-        <w:t>를</w:t>
-      </w:r>
-      <w:proofErr w:type="spellEnd"/>
-      <w:r>
-        <w:rPr>
-          <w:rFonts w:ascii="굴림" w:eastAsia="굴림" w:hAnsi="굴림" w:hint="eastAsia"/>
-          <w:sz w:val="20"/>
-          <w:szCs w:val="20"/>
-        </w:rPr>
-        <w:t xml:space="preserve"> 반환 </w:t>
+        <w:t xml:space="preserve"> 를 반환 </w:t>
       </w:r>
       <w:r>
         <w:rPr>
@@ -1836,7 +1840,7 @@
           <w:numId w:val="5"/>
         </w:numPr>
         <w:rPr>
-          <w:rFonts w:ascii="굴림" w:eastAsia="굴림" w:hAnsi="굴림" w:hint="eastAsia"/>
+          <w:rFonts w:ascii="굴림" w:eastAsia="굴림" w:hAnsi="굴림"/>
           <w:sz w:val="20"/>
           <w:szCs w:val="20"/>
         </w:rPr>
@@ -2054,7 +2058,7 @@
           <w:numId w:val="5"/>
         </w:numPr>
         <w:rPr>
-          <w:rFonts w:ascii="굴림" w:eastAsia="굴림" w:hAnsi="굴림" w:hint="eastAsia"/>
+          <w:rFonts w:ascii="굴림" w:eastAsia="굴림" w:hAnsi="굴림"/>
           <w:sz w:val="20"/>
           <w:szCs w:val="20"/>
         </w:rPr>
@@ -2234,7 +2238,7 @@
           <w:numId w:val="5"/>
         </w:numPr>
         <w:rPr>
-          <w:rFonts w:ascii="굴림" w:eastAsia="굴림" w:hAnsi="굴림" w:hint="eastAsia"/>
+          <w:rFonts w:ascii="굴림" w:eastAsia="굴림" w:hAnsi="굴림"/>
           <w:sz w:val="20"/>
           <w:szCs w:val="20"/>
         </w:rPr>
